--- a/inbox/EPK_Galereya_Uslug_BoatSochi_2026-08-18.docx
+++ b/inbox/EPK_Galereya_Uslug_BoatSochi_2026-08-18.docx
@@ -26,7 +26,7 @@
           <w:b/>
           <w:sz w:val="22"/>
         </w:rPr>
-        <w:t>Аккаунт vitaminki21 · код GU · 18.08.2026. РК ещё нет в Директе. Этот документ — как завести кампанию вручную. Агент в кабинет не входит.</w:t>
+        <w:t>Аккаунт vitaminki21 · код GU · 18.08.2026. РК ещё нет в Директе. Этот документ — как завести кампанию вручную. Агент в кабинет не входит. Живой агент GU: https://cursor.com/agents/bc-38eae2c0-267b-4d34-ba6c-f51bef4259f5</w:t>
       </w:r>
     </w:p>
     <w:p>
@@ -3833,7 +3833,7 @@
           <w:b w:val="0"/>
           <w:sz w:val="22"/>
         </w:rPr>
-        <w:t>Прислать агенту GU номер кампании и скрин: стратегия, цели, места показа, 8 ссылок.</w:t>
+        <w:t>Прислать агенту GU (https://cursor.com/agents/bc-38eae2c0-267b-4d34-ba6c-f51bef4259f5) номер кампании и скрин: стратегия, цели, места показа, 8 ссылок.</w:t>
       </w:r>
     </w:p>
     <w:p>
@@ -3902,7 +3902,7 @@
           <w:b w:val="0"/>
           <w:sz w:val="20"/>
         </w:rPr>
-        <w:t>Handoff агента: cursor/Galereya_uslug_agent_handoff.md</w:t>
+        <w:t>Агент GU: https://cursor.com/agents/bc-38eae2c0-267b-4d34-ba6c-f51bef4259f5 · handoff: cursor/Galereya_uslug_agent_handoff.md</w:t>
       </w:r>
     </w:p>
     <w:sectPr>

--- a/inbox/EPK_Galereya_Uslug_BoatSochi_2026-08-18.docx
+++ b/inbox/EPK_Galereya_Uslug_BoatSochi_2026-08-18.docx
@@ -1056,7 +1056,7 @@
           <w:b w:val="0"/>
           <w:sz w:val="22"/>
         </w:rPr>
-        <w:t>Уточнения из раздела 10.</w:t>
+        <w:t>Уточнения из раздела 11, столбиком. Запрещённые площадки не заполнять (раздел 12).</w:t>
       </w:r>
     </w:p>
     <w:p>
@@ -3219,7 +3219,7 @@
           <w:color w:val="0B3D5C"/>
           <w:sz w:val="32"/>
         </w:rPr>
-        <w:t>10. Объявление: заголовки, тексты, уточнения</w:t>
+        <w:t>10. Объявление: заголовки и тексты</w:t>
       </w:r>
     </w:p>
     <w:p>
@@ -3401,7 +3401,34 @@
           <w:b w:val="0"/>
           <w:sz w:val="22"/>
         </w:rPr>
-        <w:t>Уточнения:</w:t>
+        <w:t>Не использовать в заголовках: «1 800 ₽» как единственный оффер, «50 000 ₽», «дельфины гарантированы», телефон Натальи +7 918 304-40-00.</w:t>
+      </w:r>
+    </w:p>
+    <w:p>
+      <w:pPr>
+        <w:pStyle w:val="Heading1"/>
+      </w:pPr>
+      <w:r>
+        <w:rPr>
+          <w:rFonts w:ascii="Calibri" w:hAnsi="Calibri" w:eastAsia="Calibri"/>
+          <w:b/>
+          <w:color w:val="0B3D5C"/>
+          <w:sz w:val="32"/>
+        </w:rPr>
+        <w:t>11. Уточнения</w:t>
+      </w:r>
+    </w:p>
+    <w:p>
+      <w:pPr>
+        <w:spacing w:after="120" w:before="0"/>
+      </w:pPr>
+      <w:r>
+        <w:rPr>
+          <w:rFonts w:ascii="Calibri" w:hAnsi="Calibri" w:eastAsia="Calibri"/>
+          <w:b w:val="0"/>
+          <w:sz w:val="22"/>
+        </w:rPr>
+        <w:t>Экран объявления → Дополнительные элементы → Уточнения. Копировать столбиком, по одному в поле. Каждое ≤ 25 символов. Порядок показа Директ выбирает сам.</w:t>
       </w:r>
     </w:p>
     <w:p>
@@ -3440,6 +3467,19 @@
           <w:b w:val="0"/>
           <w:sz w:val="22"/>
         </w:rPr>
+        <w:t>Причал Парусная 1</w:t>
+      </w:r>
+    </w:p>
+    <w:p>
+      <w:pPr>
+        <w:spacing w:after="0" w:before="0" w:line="240" w:lineRule="auto"/>
+      </w:pPr>
+      <w:r>
+        <w:rPr>
+          <w:rFonts w:ascii="Calibri" w:hAnsi="Calibri" w:eastAsia="Calibri"/>
+          <w:b w:val="0"/>
+          <w:sz w:val="22"/>
+        </w:rPr>
         <w:t>С капитаном</w:t>
       </w:r>
     </w:p>
@@ -3466,7 +3506,72 @@
           <w:b w:val="0"/>
           <w:sz w:val="22"/>
         </w:rPr>
+        <w:t>Аренда с капитаном</w:t>
+      </w:r>
+    </w:p>
+    <w:p>
+      <w:pPr>
+        <w:spacing w:after="0" w:before="0" w:line="240" w:lineRule="auto"/>
+      </w:pPr>
+      <w:r>
+        <w:rPr>
+          <w:rFonts w:ascii="Calibri" w:hAnsi="Calibri" w:eastAsia="Calibri"/>
+          <w:b w:val="0"/>
+          <w:sz w:val="22"/>
+        </w:rPr>
+        <w:t>Морские прогулки</w:t>
+      </w:r>
+    </w:p>
+    <w:p>
+      <w:pPr>
+        <w:spacing w:after="0" w:before="0" w:line="240" w:lineRule="auto"/>
+      </w:pPr>
+      <w:r>
+        <w:rPr>
+          <w:rFonts w:ascii="Calibri" w:hAnsi="Calibri" w:eastAsia="Calibri"/>
+          <w:b w:val="0"/>
+          <w:sz w:val="22"/>
+        </w:rPr>
         <w:t>Купание в море</w:t>
+      </w:r>
+    </w:p>
+    <w:p>
+      <w:pPr>
+        <w:spacing w:after="0" w:before="0" w:line="240" w:lineRule="auto"/>
+      </w:pPr>
+      <w:r>
+        <w:rPr>
+          <w:rFonts w:ascii="Calibri" w:hAnsi="Calibri" w:eastAsia="Calibri"/>
+          <w:b w:val="0"/>
+          <w:sz w:val="22"/>
+        </w:rPr>
+        <w:t>Открытое море</w:t>
+      </w:r>
+    </w:p>
+    <w:p>
+      <w:pPr>
+        <w:spacing w:after="0" w:before="0" w:line="240" w:lineRule="auto"/>
+      </w:pPr>
+      <w:r>
+        <w:rPr>
+          <w:rFonts w:ascii="Calibri" w:hAnsi="Calibri" w:eastAsia="Calibri"/>
+          <w:b w:val="0"/>
+          <w:sz w:val="22"/>
+        </w:rPr>
+        <w:t>Выход из порта</w:t>
+      </w:r>
+    </w:p>
+    <w:p>
+      <w:pPr>
+        <w:spacing w:after="0" w:before="0" w:line="240" w:lineRule="auto"/>
+      </w:pPr>
+      <w:r>
+        <w:rPr>
+          <w:rFonts w:ascii="Calibri" w:hAnsi="Calibri" w:eastAsia="Calibri"/>
+          <w:b w:val="0"/>
+          <w:sz w:val="22"/>
+        </w:rPr>
+        <w:t>Флот в Сириусе</w:t>
       </w:r>
     </w:p>
     <w:p>
@@ -3492,7 +3597,7 @@
           <w:b w:val="0"/>
           <w:sz w:val="22"/>
         </w:rPr>
-        <w:t>Telegram и MAX</w:t>
+        <w:t>Звонок в карточке</w:t>
       </w:r>
     </w:p>
     <w:p>
@@ -3505,12 +3610,12 @@
           <w:b w:val="0"/>
           <w:sz w:val="22"/>
         </w:rPr>
-        <w:t>Выход из порта</w:t>
+        <w:t>Telegram и MAX</w:t>
       </w:r>
     </w:p>
     <w:p>
       <w:pPr>
-        <w:spacing w:after="120" w:before="0"/>
+        <w:spacing w:after="0" w:before="0" w:line="240" w:lineRule="auto"/>
       </w:pPr>
       <w:r>
         <w:rPr>
@@ -3518,7 +3623,33 @@
           <w:b w:val="0"/>
           <w:sz w:val="22"/>
         </w:rPr>
-        <w:t>Не использовать в заголовках: «1 800 ₽» как единственный оффер, «50 000 ₽», «дельфины гарантированы», телефон Натальи +7 918 304-40-00.</w:t>
+        <w:t>WhatsApp в карточке</w:t>
+      </w:r>
+    </w:p>
+    <w:p>
+      <w:pPr>
+        <w:spacing w:after="0" w:before="0" w:line="240" w:lineRule="auto"/>
+      </w:pPr>
+      <w:r>
+        <w:rPr>
+          <w:rFonts w:ascii="Calibri" w:hAnsi="Calibri" w:eastAsia="Calibri"/>
+          <w:b w:val="0"/>
+          <w:sz w:val="22"/>
+        </w:rPr>
+        <w:t>с 8:00 до 23:00</w:t>
+      </w:r>
+    </w:p>
+    <w:p>
+      <w:pPr>
+        <w:spacing w:after="120" w:before="0"/>
+      </w:pPr>
+      <w:r>
+        <w:rPr>
+          <w:rFonts w:ascii="Calibri" w:hAnsi="Calibri" w:eastAsia="Calibri"/>
+          <w:b w:val="0"/>
+          <w:sz w:val="22"/>
+        </w:rPr>
+        <w:t>Не ставить уточнениями: «от 1 800 ₽», «50 000 ₽», «дельфины гарантированы», телефон Натальи. Цены разных продуктов в одной строке не смешивать.</w:t>
       </w:r>
     </w:p>
     <w:p>
@@ -3532,7 +3663,34 @@
           <w:color w:val="0B3D5C"/>
           <w:sz w:val="32"/>
         </w:rPr>
-        <w:t>11. Антиканнибализация — соседние РК</w:t>
+        <w:t>12. Запрещённые площадки</w:t>
+      </w:r>
+    </w:p>
+    <w:p>
+      <w:pPr>
+        <w:spacing w:after="120" w:before="0"/>
+      </w:pPr>
+      <w:r>
+        <w:rPr>
+          <w:rFonts w:ascii="Calibri" w:hAnsi="Calibri" w:eastAsia="Calibri"/>
+          <w:b w:val="0"/>
+          <w:sz w:val="22"/>
+        </w:rPr>
+        <w:t>Не заполнять. У GU РСЯ выключена: список организаций и галерея услуг мусорные сайты не крутят. Список запрещённых площадок оставить в Морских и ЕПК групповых. Сюда не копировать. Если Директ советует «добавьте исключения» — игнорировать, пока РСЯ выкл. Включать РСЯ без новой сверки нельзя.</w:t>
+      </w:r>
+    </w:p>
+    <w:p>
+      <w:pPr>
+        <w:pStyle w:val="Heading1"/>
+      </w:pPr>
+      <w:r>
+        <w:rPr>
+          <w:rFonts w:ascii="Calibri" w:hAnsi="Calibri" w:eastAsia="Calibri"/>
+          <w:b/>
+          <w:color w:val="0B3D5C"/>
+          <w:sz w:val="32"/>
+        </w:rPr>
+        <w:t>13. Антиканнибализация — соседние РК</w:t>
       </w:r>
     </w:p>
     <w:p>
@@ -3819,7 +3977,7 @@
           <w:color w:val="0B3D5C"/>
           <w:sz w:val="32"/>
         </w:rPr>
-        <w:t>12. После создания</w:t>
+        <w:t>14. После создания</w:t>
       </w:r>
     </w:p>
     <w:p>
@@ -3833,7 +3991,7 @@
           <w:b w:val="0"/>
           <w:sz w:val="22"/>
         </w:rPr>
-        <w:t>Прислать агенту GU (https://cursor.com/agents/bc-38eae2c0-267b-4d34-ba6c-f51bef4259f5) номер кампании и скрин: стратегия, цели, места показа, 8 ссылок.</w:t>
+        <w:t>Прислать агенту GU (https://cursor.com/agents/bc-38eae2c0-267b-4d34-ba6c-f51bef4259f5) номер кампании и скрин: стратегия, цели, места показа, 8 ссылок, уточнения.</w:t>
       </w:r>
     </w:p>
     <w:p>
@@ -3847,7 +4005,7 @@
           <w:b w:val="0"/>
           <w:sz w:val="22"/>
         </w:rPr>
-        <w:t>Проверить, что в соседних РК галерея выключена (раздел 11).</w:t>
+        <w:t>Проверить, что в соседних РК галерея выключена (раздел 13).</w:t>
       </w:r>
     </w:p>
     <w:p>
